--- a/docs/23-52631-2_CO4.docx
+++ b/docs/23-52631-2_CO4.docx
@@ -345,13 +345,23 @@
             <w:vAlign w:val="center"/>
           </w:tcPr>
           <w:p>
+            <w:proofErr w:type="spellStart"/>
             <w:r>
               <w:rPr>
                 <w:b/>
                 <w:color w:val="183A63"/>
                 <w:sz w:val="15"/>
               </w:rPr>
-              <w:t>Git Repo</w:t>
+              <w:t>Git</w:t>
+            </w:r>
+            <w:proofErr w:type="spellEnd"/>
+            <w:r>
+              <w:rPr>
+                <w:b/>
+                <w:color w:val="183A63"/>
+                <w:sz w:val="15"/>
+              </w:rPr>
+              <w:t xml:space="preserve"> Repo</w:t>
             </w:r>
           </w:p>
         </w:tc>
@@ -383,25 +393,7 @@
                   <w:sz w:val="20"/>
                   <w:szCs w:val="28"/>
                 </w:rPr>
-                <w:t>https://github.com/jaeef/wbt-Summer-2025</w:t>
-              </w:r>
-              <w:r>
-                <w:rPr>
-                  <w:rStyle w:val="Hyperlink"/>
-                  <w:rFonts w:asciiTheme="majorHAnsi" w:hAnsiTheme="majorHAnsi" w:cstheme="majorHAnsi"/>
-                  <w:sz w:val="20"/>
-                  <w:szCs w:val="28"/>
-                </w:rPr>
-                <w:t>-</w:t>
-              </w:r>
-              <w:r>
-                <w:rPr>
-                  <w:rStyle w:val="Hyperlink"/>
-                  <w:rFonts w:asciiTheme="majorHAnsi" w:hAnsiTheme="majorHAnsi" w:cstheme="majorHAnsi"/>
-                  <w:sz w:val="20"/>
-                  <w:szCs w:val="28"/>
-                </w:rPr>
-                <w:t>2026</w:t>
+                <w:t>https://github.com/jaeef/summer-25-26-CampusXP</w:t>
               </w:r>
             </w:hyperlink>
           </w:p>
@@ -828,7 +820,7 @@
       </w:tr>
       <w:tr>
         <w:trPr>
-          <w:trHeight w:val="222"/>
+          <w:trHeight w:val="521"/>
         </w:trPr>
         <w:tc>
           <w:tcPr>
@@ -989,31 +981,34 @@
       </w:pPr>
       <w:r>
         <w:rPr>
-          <w:noProof/>
-          <w:sz w:val="14"/>
+          <w:b/>
+          <w:color w:val="183A63"/>
+          <w:sz w:val="28"/>
           <w:szCs w:val="20"/>
         </w:rPr>
+        <w:t>Repository Evidence</w:t>
+      </w:r>
+    </w:p>
+    <w:p>
+      <w:pPr>
+        <w:spacing w:after="320"/>
+        <w:jc w:val="center"/>
+        <w:rPr>
+          <w:b/>
+          <w:color w:val="183A63"/>
+          <w:sz w:val="28"/>
+          <w:szCs w:val="20"/>
+        </w:rPr>
+      </w:pPr>
+      <w:r>
+        <w:rPr>
+          <w:noProof/>
+        </w:rPr>
         <w:drawing>
-          <wp:anchor distT="0" distB="0" distL="114300" distR="114300" simplePos="0" relativeHeight="251669504" behindDoc="0" locked="0" layoutInCell="1" allowOverlap="1" wp14:anchorId="0F3A5819" wp14:editId="35F20C74">
-            <wp:simplePos x="0" y="0"/>
-            <wp:positionH relativeFrom="column">
-              <wp:posOffset>-5715</wp:posOffset>
-            </wp:positionH>
-            <wp:positionV relativeFrom="paragraph">
-              <wp:posOffset>3340735</wp:posOffset>
-            </wp:positionV>
-            <wp:extent cx="7248525" cy="3295650"/>
+          <wp:inline distT="0" distB="0" distL="0" distR="0" wp14:anchorId="0D9ADD58" wp14:editId="5D72D185">
+            <wp:extent cx="7132320" cy="4664075"/>
             <wp:effectExtent l="0" t="0" r="0" b="0"/>
-            <wp:wrapThrough wrapText="bothSides">
-              <wp:wrapPolygon edited="0">
-                <wp:start x="0" y="0"/>
-                <wp:lineTo x="0" y="21475"/>
-                <wp:lineTo x="21572" y="21475"/>
-                <wp:lineTo x="21572" y="0"/>
-                <wp:lineTo x="0" y="0"/>
-              </wp:wrapPolygon>
-            </wp:wrapThrough>
-            <wp:docPr id="1132160506" name="Picture 2"/>
+            <wp:docPr id="1364327903" name="Picture 1"/>
             <wp:cNvGraphicFramePr>
               <a:graphicFrameLocks xmlns:a="http://schemas.openxmlformats.org/drawingml/2006/main" noChangeAspect="1"/>
             </wp:cNvGraphicFramePr>
@@ -1021,17 +1016,11 @@
               <a:graphicData uri="http://schemas.openxmlformats.org/drawingml/2006/picture">
                 <pic:pic xmlns:pic="http://schemas.openxmlformats.org/drawingml/2006/picture">
                   <pic:nvPicPr>
-                    <pic:cNvPr id="1132160506" name="Picture 1132160506"/>
+                    <pic:cNvPr id="1364327903" name=""/>
                     <pic:cNvPicPr/>
                   </pic:nvPicPr>
                   <pic:blipFill>
-                    <a:blip r:embed="rId10">
-                      <a:extLst>
-                        <a:ext uri="{28A0092B-C50C-407E-A947-70E740481C1C}">
-                          <a14:useLocalDpi xmlns:a14="http://schemas.microsoft.com/office/drawing/2010/main" val="0"/>
-                        </a:ext>
-                      </a:extLst>
-                    </a:blip>
+                    <a:blip r:embed="rId10"/>
                     <a:stretch>
                       <a:fillRect/>
                     </a:stretch>
@@ -1039,7 +1028,7 @@
                   <pic:spPr>
                     <a:xfrm>
                       <a:off x="0" y="0"/>
-                      <a:ext cx="7248525" cy="3295650"/>
+                      <a:ext cx="7132320" cy="4664075"/>
                     </a:xfrm>
                     <a:prstGeom prst="rect">
                       <a:avLst/>
@@ -1048,90 +1037,8 @@
                 </pic:pic>
               </a:graphicData>
             </a:graphic>
-            <wp14:sizeRelH relativeFrom="margin">
-              <wp14:pctWidth>0</wp14:pctWidth>
-            </wp14:sizeRelH>
-            <wp14:sizeRelV relativeFrom="margin">
-              <wp14:pctHeight>0</wp14:pctHeight>
-            </wp14:sizeRelV>
-          </wp:anchor>
+          </wp:inline>
         </w:drawing>
-      </w:r>
-      <w:r>
-        <w:rPr>
-          <w:noProof/>
-          <w:sz w:val="14"/>
-          <w:szCs w:val="20"/>
-        </w:rPr>
-        <w:drawing>
-          <wp:anchor distT="0" distB="0" distL="114300" distR="114300" simplePos="0" relativeHeight="251658240" behindDoc="0" locked="0" layoutInCell="1" allowOverlap="1" wp14:anchorId="04C21268" wp14:editId="0BD9EEE1">
-            <wp:simplePos x="0" y="0"/>
-            <wp:positionH relativeFrom="column">
-              <wp:posOffset>-5715</wp:posOffset>
-            </wp:positionH>
-            <wp:positionV relativeFrom="paragraph">
-              <wp:posOffset>263525</wp:posOffset>
-            </wp:positionV>
-            <wp:extent cx="7132320" cy="3076575"/>
-            <wp:effectExtent l="0" t="0" r="0" b="0"/>
-            <wp:wrapThrough wrapText="bothSides">
-              <wp:wrapPolygon edited="0">
-                <wp:start x="0" y="0"/>
-                <wp:lineTo x="0" y="21533"/>
-                <wp:lineTo x="21519" y="21533"/>
-                <wp:lineTo x="21519" y="0"/>
-                <wp:lineTo x="0" y="0"/>
-              </wp:wrapPolygon>
-            </wp:wrapThrough>
-            <wp:docPr id="931024343" name="Picture 1"/>
-            <wp:cNvGraphicFramePr>
-              <a:graphicFrameLocks xmlns:a="http://schemas.openxmlformats.org/drawingml/2006/main" noChangeAspect="1"/>
-            </wp:cNvGraphicFramePr>
-            <a:graphic xmlns:a="http://schemas.openxmlformats.org/drawingml/2006/main">
-              <a:graphicData uri="http://schemas.openxmlformats.org/drawingml/2006/picture">
-                <pic:pic xmlns:pic="http://schemas.openxmlformats.org/drawingml/2006/picture">
-                  <pic:nvPicPr>
-                    <pic:cNvPr id="931024343" name="Picture 931024343"/>
-                    <pic:cNvPicPr/>
-                  </pic:nvPicPr>
-                  <pic:blipFill>
-                    <a:blip r:embed="rId11">
-                      <a:extLst>
-                        <a:ext uri="{28A0092B-C50C-407E-A947-70E740481C1C}">
-                          <a14:useLocalDpi xmlns:a14="http://schemas.microsoft.com/office/drawing/2010/main" val="0"/>
-                        </a:ext>
-                      </a:extLst>
-                    </a:blip>
-                    <a:stretch>
-                      <a:fillRect/>
-                    </a:stretch>
-                  </pic:blipFill>
-                  <pic:spPr>
-                    <a:xfrm>
-                      <a:off x="0" y="0"/>
-                      <a:ext cx="7132320" cy="3076575"/>
-                    </a:xfrm>
-                    <a:prstGeom prst="rect">
-                      <a:avLst/>
-                    </a:prstGeom>
-                  </pic:spPr>
-                </pic:pic>
-              </a:graphicData>
-            </a:graphic>
-            <wp14:sizeRelV relativeFrom="margin">
-              <wp14:pctHeight>0</wp14:pctHeight>
-            </wp14:sizeRelV>
-          </wp:anchor>
-        </w:drawing>
-      </w:r>
-      <w:r>
-        <w:rPr>
-          <w:b/>
-          <w:color w:val="183A63"/>
-          <w:sz w:val="28"/>
-          <w:szCs w:val="20"/>
-        </w:rPr>
-        <w:t>Repository Evidence</w:t>
       </w:r>
     </w:p>
     <w:sectPr>
@@ -13283,19 +13190,6 @@
 </file>
 
 <file path=customXml/item1.xml><?xml version="1.0" encoding="utf-8"?>
-<b:Sources xmlns:b="http://schemas.openxmlformats.org/officeDocument/2006/bibliography" xmlns="http://schemas.openxmlformats.org/officeDocument/2006/bibliography" SelectedStyle="/APA.XSL" StyleName="APA"/>
-</file>
-
-<file path=customXml/item2.xml><?xml version="1.0" encoding="utf-8"?>
-<?mso-contentType ?>
-<FormTemplates xmlns="http://schemas.microsoft.com/sharepoint/v3/contenttype/forms">
-  <Display>DocumentLibraryForm</Display>
-  <Edit>DocumentLibraryForm</Edit>
-  <New>DocumentLibraryForm</New>
-</FormTemplates>
-</file>
-
-<file path=customXml/item3.xml><?xml version="1.0" encoding="utf-8"?>
 <p:properties xmlns:p="http://schemas.microsoft.com/office/2006/metadata/properties" xmlns:xsi="http://www.w3.org/2001/XMLSchema-instance" xmlns:pc="http://schemas.microsoft.com/office/infopath/2007/PartnerControls">
   <documentManagement>
     <lcf76f155ced4ddcb4097134ff3c332f xmlns="e89bd651-a027-450b-961b-5fe5ec8507fb">
@@ -13306,7 +13200,7 @@
 </p:properties>
 </file>
 
-<file path=customXml/item4.xml><?xml version="1.0" encoding="utf-8"?>
+<file path=customXml/item2.xml><?xml version="1.0" encoding="utf-8"?>
 <ct:contentTypeSchema xmlns:ct="http://schemas.microsoft.com/office/2006/metadata/contentType" xmlns:ma="http://schemas.microsoft.com/office/2006/metadata/properties/metaAttributes" ct:_="" ma:_="" ma:contentTypeName="Document" ma:contentTypeID="0x0101006BA738DD7176B04DB0A7A860E99B23CF" ma:contentTypeVersion="11" ma:contentTypeDescription="Create a new document." ma:contentTypeScope="" ma:versionID="dfb6c7bb58ff17658e232ce9ded4f482">
   <xsd:schema xmlns:xsd="http://www.w3.org/2001/XMLSchema" xmlns:xs="http://www.w3.org/2001/XMLSchema" xmlns:p="http://schemas.microsoft.com/office/2006/metadata/properties" xmlns:ns2="e89bd651-a027-450b-961b-5fe5ec8507fb" xmlns:ns3="6aca64f0-1a7f-45a9-aeb0-68bfeee3fd7c" targetNamespace="http://schemas.microsoft.com/office/2006/metadata/properties" ma:root="true" ma:fieldsID="f4d25b6188bf54fe63b1183e3b4f8ef3" ns2:_="" ns3:_="">
     <xsd:import namespace="e89bd651-a027-450b-961b-5fe5ec8507fb"/>
@@ -13501,23 +13395,20 @@
 </ct:contentTypeSchema>
 </file>
 
-<file path=customXml/itemProps1.xml><?xml version="1.0" encoding="utf-8"?>
-<ds:datastoreItem xmlns:ds="http://schemas.openxmlformats.org/officeDocument/2006/customXml" ds:itemID="{EF278816-EC6F-A645-907D-7F25AECB1D4A}">
-  <ds:schemaRefs>
-    <ds:schemaRef ds:uri="http://schemas.openxmlformats.org/officeDocument/2006/bibliography"/>
-  </ds:schemaRefs>
-</ds:datastoreItem>
+<file path=customXml/item3.xml><?xml version="1.0" encoding="utf-8"?>
+<b:Sources xmlns:b="http://schemas.openxmlformats.org/officeDocument/2006/bibliography" xmlns="http://schemas.openxmlformats.org/officeDocument/2006/bibliography" SelectedStyle="/APA.XSL" StyleName="APA"/>
 </file>
 
-<file path=customXml/itemProps2.xml><?xml version="1.0" encoding="utf-8"?>
-<ds:datastoreItem xmlns:ds="http://schemas.openxmlformats.org/officeDocument/2006/customXml" ds:itemID="{42CA715B-B0C9-4421-8595-4EE8FA27EC8E}">
-  <ds:schemaRefs>
-    <ds:schemaRef ds:uri="http://schemas.microsoft.com/sharepoint/v3/contenttype/forms"/>
-  </ds:schemaRefs>
-</ds:datastoreItem>
+<file path=customXml/item4.xml><?xml version="1.0" encoding="utf-8"?>
+<?mso-contentType ?>
+<FormTemplates xmlns="http://schemas.microsoft.com/sharepoint/v3/contenttype/forms">
+  <Display>DocumentLibraryForm</Display>
+  <Edit>DocumentLibraryForm</Edit>
+  <New>DocumentLibraryForm</New>
+</FormTemplates>
 </file>
 
-<file path=customXml/itemProps3.xml><?xml version="1.0" encoding="utf-8"?>
+<file path=customXml/itemProps1.xml><?xml version="1.0" encoding="utf-8"?>
 <ds:datastoreItem xmlns:ds="http://schemas.openxmlformats.org/officeDocument/2006/customXml" ds:itemID="{339F985B-7D9C-40AC-A5EF-0196E8BD6536}">
   <ds:schemaRefs>
     <ds:schemaRef ds:uri="http://schemas.microsoft.com/office/2006/metadata/properties"/>
@@ -13528,7 +13419,7 @@
 </ds:datastoreItem>
 </file>
 
-<file path=customXml/itemProps4.xml><?xml version="1.0" encoding="utf-8"?>
+<file path=customXml/itemProps2.xml><?xml version="1.0" encoding="utf-8"?>
 <ds:datastoreItem xmlns:ds="http://schemas.openxmlformats.org/officeDocument/2006/customXml" ds:itemID="{AF72D709-5149-4147-B4C1-728E2FA9B925}">
   <ds:schemaRefs>
     <ds:schemaRef ds:uri="http://schemas.microsoft.com/office/2006/metadata/contentType"/>
@@ -13545,4 +13436,20 @@
     <ds:schemaRef ds:uri="http://schemas.microsoft.com/internal/obd"/>
   </ds:schemaRefs>
 </ds:datastoreItem>
+</file>
+
+<file path=customXml/itemProps3.xml><?xml version="1.0" encoding="utf-8"?>
+<ds:datastoreItem xmlns:ds="http://schemas.openxmlformats.org/officeDocument/2006/customXml" ds:itemID="{EF278816-EC6F-A645-907D-7F25AECB1D4A}">
+  <ds:schemaRefs>
+    <ds:schemaRef ds:uri="http://schemas.openxmlformats.org/officeDocument/2006/bibliography"/>
+  </ds:schemaRefs>
+</ds:datastoreItem>
+</file>
+
+<file path=customXml/itemProps4.xml><?xml version="1.0" encoding="utf-8"?>
+<ds:datastoreItem xmlns:ds="http://schemas.openxmlformats.org/officeDocument/2006/customXml" ds:itemID="{42CA715B-B0C9-4421-8595-4EE8FA27EC8E}">
+  <ds:schemaRefs>
+    <ds:schemaRef ds:uri="http://schemas.microsoft.com/sharepoint/v3/contenttype/forms"/>
+  </ds:schemaRefs>
+</ds:datastoreItem>
 </file>